--- a/static/downloads/de/docx/layer-1/exit-protocol.docx
+++ b/static/downloads/de/docx/layer-1/exit-protocol.docx
@@ -59,13 +59,13 @@
         <w:t xml:space="preserve">RCOS – Regenerative Community Operating System</w:t>
       </w:r>
     </w:p>
-    <w:bookmarkStart w:id="22" w:name="exit--separation-protocol"/>
+    <w:bookmarkStart w:id="22" w:name="austritts---trennungsprotokoll"/>
     <w:p>
       <w:pPr>
         <w:pStyle w:val="Heading1"/>
       </w:pPr>
       <w:r>
-        <w:t xml:space="preserve">Exit &amp; Separation Protocol</w:t>
+        <w:t xml:space="preserve">Austritts- &amp; Trennungsprotokoll</w:t>
       </w:r>
     </w:p>
     <w:p>
@@ -145,18 +145,6 @@
       </w:hyperlink>
     </w:p>
     <w:p>
-      <w:pPr>
-        <w:pStyle w:val="BlockText"/>
-      </w:pPr>
-      <w:r>
-        <w:rPr>
-          <w:i/>
-          <w:iCs/>
-        </w:rPr>
-        <w:t xml:space="preserve">Dieser Inhalt ist noch nicht ins Deutsche übersetzt – die englische Quelle wird angezeigt.</w:t>
-      </w:r>
-    </w:p>
-    <w:p>
       <w:r>
         <w:pict>
           <v:rect style="width:0;height:1.5pt" o:hralign="center" o:hrstd="t" o:hr="t"/>
@@ -176,13 +164,13 @@
           <w:b/>
           <w:bCs/>
         </w:rPr>
-        <w:t xml:space="preserve">Layer:</w:t>
+        <w:t xml:space="preserve">Schicht:</w:t>
       </w:r>
       <w:r>
         <w:t xml:space="preserve"> </w:t>
       </w:r>
       <w:r>
-        <w:t xml:space="preserve">1 — Membership System</w:t>
+        <w:t xml:space="preserve">1 — Mitgliedschaftssystem</w:t>
       </w:r>
     </w:p>
     <w:p>
@@ -204,7 +192,7 @@
         <w:t xml:space="preserve"> </w:t>
       </w:r>
       <w:r>
-        <w:t xml:space="preserve">Template — adapt for your community</w:t>
+        <w:t xml:space="preserve">Vorlage — an deine Gemeinschaft anpassen</w:t>
       </w:r>
     </w:p>
     <w:p>
@@ -220,7 +208,7 @@
           <w:b/>
           <w:bCs/>
         </w:rPr>
-        <w:t xml:space="preserve">RCOS reference:</w:t>
+        <w:t xml:space="preserve">RCOS-Referenz:</w:t>
       </w:r>
       <w:r>
         <w:t xml:space="preserve"> </w:t>
@@ -269,13 +257,13 @@
         </w:pict>
       </w:r>
     </w:p>
-    <w:bookmarkStart w:id="17" w:name="voluntary-exit"/>
+    <w:bookmarkStart w:id="17" w:name="freiwilliger-austritt"/>
     <w:p>
       <w:pPr>
         <w:pStyle w:val="Heading2"/>
       </w:pPr>
       <w:r>
-        <w:t xml:space="preserve">Voluntary Exit</w:t>
+        <w:t xml:space="preserve">Freiwilliger Austritt</w:t>
       </w:r>
     </w:p>
     <w:p>
@@ -287,7 +275,7 @@
           <w:i/>
           <w:iCs/>
         </w:rPr>
-        <w:t xml:space="preserve">RCOS clauses:</w:t>
+        <w:t xml:space="preserve">RCOS-Klauseln:</w:t>
       </w:r>
       <w:r>
         <w:rPr>
@@ -364,7 +352,7 @@
           <w:b/>
           <w:bCs/>
         </w:rPr>
-        <w:t xml:space="preserve">Begründung — Why make leaving frictionless</w:t>
+        <w:t xml:space="preserve">Begründung — Warum sollte das Verlassen reibungslos sein</w:t>
       </w:r>
     </w:p>
     <w:p>
@@ -372,7 +360,7 @@
         <w:pStyle w:val="BlockText"/>
       </w:pPr>
       <w:r>
-        <w:t xml:space="preserve">A community that is hard to leave is not a community — it is a trap. Voluntary exit must be available at all times, without interrogation, notice periods, or punishment, because the right to withdraw consent is what makes every other act of consent real. Retaining contribution history separately ensures that leaving does not erase the work the person did.</w:t>
+        <w:t xml:space="preserve">Eine Gemeinschaft, die schwer zu verlassen ist, ist keine Gemeinschaft — sie ist eine Falle. Freiwilliger Austritt muss jederzeit möglich sein, ohne Verhör, Kündigungsfristen oder Bestrafung, denn das Recht, Zustimmung zurückzuziehen, ist das, was jede andere Zustimmung erst real macht. Die separate Aufbewahrung der Beitragshistorie stellt sicher, dass ein Austritt die geleistete Arbeit nicht auslöscht.</w:t>
       </w:r>
     </w:p>
     <w:p>
@@ -384,7 +372,7 @@
           <w:b/>
           <w:bCs/>
         </w:rPr>
-        <w:t xml:space="preserve">Anleitung — How to fill this in</w:t>
+        <w:t xml:space="preserve">Anleitung — Wie du diesen Abschnitt ausfüllst</w:t>
       </w:r>
     </w:p>
     <w:p>
@@ -392,7 +380,7 @@
         <w:pStyle w:val="BlockText"/>
       </w:pPr>
       <w:r>
-        <w:t xml:space="preserve">Describe the channel for submitting exit, time-to-revocation of access, what records are retained, and the resulting state transition.</w:t>
+        <w:t xml:space="preserve">Beschreibe den Kanal für die Einreichung des Austritts, die Frist bis zum Entzug des Zugangs, welche Aufzeichnungen aufbewahrt werden und den resultierenden Statusübergang.</w:t>
       </w:r>
     </w:p>
     <w:p>
@@ -408,7 +396,7 @@
           <w:i/>
           <w:iCs/>
         </w:rPr>
-        <w:t xml:space="preserve">&lt;How a member submits a voluntary exit; reasons optional.&gt;</w:t>
+        <w:t xml:space="preserve">&lt;Wie ein Mitglied einen freiwilligen Austritt einreicht; Gründe optional.&gt;</w:t>
       </w:r>
     </w:p>
     <w:p>
@@ -424,7 +412,7 @@
           <w:i/>
           <w:iCs/>
         </w:rPr>
-        <w:t xml:space="preserve">&lt;Notice period or handover expectation, if any.&gt;</w:t>
+        <w:t xml:space="preserve">&lt;Kündigungsfrist oder Übergabeerwartung, falls vorhanden.&gt;</w:t>
       </w:r>
     </w:p>
     <w:p>
@@ -440,7 +428,7 @@
           <w:i/>
           <w:iCs/>
         </w:rPr>
-        <w:t xml:space="preserve">&lt;Time-to-revocation of access (e.g. within 24 hours of confirmation).&gt;</w:t>
+        <w:t xml:space="preserve">&lt;Frist bis zum Entzug des Zugangs (z. B. innerhalb von 24 Stunden nach Bestätigung).&gt;</w:t>
       </w:r>
     </w:p>
     <w:p>
@@ -456,7 +444,7 @@
           <w:i/>
           <w:iCs/>
         </w:rPr>
-        <w:t xml:space="preserve">&lt;What is retained — contribution history, recognition records — and what is removed.&gt;</w:t>
+        <w:t xml:space="preserve">&lt;Was aufbewahrt wird — Beitragshistorie, Anerkennungsnachweise — und was entfernt wird.&gt;</w:t>
       </w:r>
     </w:p>
     <w:p>
@@ -472,7 +460,7 @@
           <w:i/>
           <w:iCs/>
         </w:rPr>
-        <w:t xml:space="preserve">&lt;Resulting state transition (e.g. to Exited Member).&gt;</w:t>
+        <w:t xml:space="preserve">&lt;Resultierender Statusübergang (z. B. zu „Ausgetretenes Mitglied“).&gt;</w:t>
       </w:r>
     </w:p>
     <w:p>
@@ -485,13 +473,13 @@
       </w:pPr>
     </w:p>
     <w:bookmarkEnd w:id="17"/>
-    <w:bookmarkStart w:id="18" w:name="forced-exit"/>
+    <w:bookmarkStart w:id="18" w:name="erzwungener-austritt"/>
     <w:p>
       <w:pPr>
         <w:pStyle w:val="Heading2"/>
       </w:pPr>
       <w:r>
-        <w:t xml:space="preserve">Forced Exit</w:t>
+        <w:t xml:space="preserve">Erzwungener Austritt</w:t>
       </w:r>
     </w:p>
     <w:p>
@@ -503,7 +491,7 @@
           <w:i/>
           <w:iCs/>
         </w:rPr>
-        <w:t xml:space="preserve">RCOS clauses:</w:t>
+        <w:t xml:space="preserve">RCOS-Klauseln:</w:t>
       </w:r>
       <w:r>
         <w:rPr>
@@ -556,7 +544,7 @@
           <w:b/>
           <w:bCs/>
         </w:rPr>
-        <w:t xml:space="preserve">Begründung — Why gate removal behind Layer 4</w:t>
+        <w:t xml:space="preserve">Begründung — Warum den Ausschluss an Schicht 4 knüpfen</w:t>
       </w:r>
     </w:p>
     <w:p>
@@ -564,7 +552,7 @@
         <w:pStyle w:val="BlockText"/>
       </w:pPr>
       <w:r>
-        <w:t xml:space="preserve">Removal is the sharpest power the community holds over a person. If it can be exercised by anyone with enough social pull, membership is worthless. Requiring a concluded Layer 4 accountability decision — with written reasons, a notification, and a minimum re-application window — turns removal from an act of power into an act of governance that can be reviewed and contested.</w:t>
+        <w:t xml:space="preserve">Der Ausschluss ist die schärfste Macht, die eine Gemeinschaft über eine Person hat. Wenn sie von jedem ausgeübt werden kann, der genug sozialen Einfluss hat, ist die Mitgliedschaft wertlos. Die Voraussetzung eines abgeschlossenen Rechenschaftsverfahrens der Schicht 4 — mit schriftlicher Begründung, einer Benachrichtigung und einer Mindest-Wartefrist für erneute Bewerbung — verwandelt den Ausschluss von einem Machtakt in einen Akt der Governance, der überprüft und angefochten werden kann.</w:t>
       </w:r>
     </w:p>
     <w:p>
@@ -576,7 +564,7 @@
           <w:b/>
           <w:bCs/>
         </w:rPr>
-        <w:t xml:space="preserve">Anleitung — How to fill this in</w:t>
+        <w:t xml:space="preserve">Anleitung — Wie du diesen Abschnitt ausfüllst</w:t>
       </w:r>
     </w:p>
     <w:p>
@@ -584,7 +572,7 @@
         <w:pStyle w:val="BlockText"/>
       </w:pPr>
       <w:r>
-        <w:t xml:space="preserve">State that forced exit can only follow a concluded Layer 4 accountability process. Define notification, access revocation, retained records, re-application block, and decision-record privacy.</w:t>
+        <w:t xml:space="preserve">Lege fest, dass ein erzwungener Austritt nur nach einem abgeschlossenen Rechenschaftsverfahren der Schicht 4 erfolgen kann. Definiere Benachrichtigung, Zugangsentzug, aufbewahrte Aufzeichnungen, Sperrfrist für erneute Bewerbung und Datenschutz des Entscheidungsprotokolls.</w:t>
       </w:r>
     </w:p>
     <w:p>
@@ -600,7 +588,7 @@
           <w:i/>
           <w:iCs/>
         </w:rPr>
-        <w:t xml:space="preserve">&lt;Forced exit may only result from a concluded Layer 4 accountability process with a documented decision.&gt;</w:t>
+        <w:t xml:space="preserve">&lt;Ein erzwungener Austritt darf nur aus einem abgeschlossenen Rechenschaftsverfahren der Schicht 4 mit dokumentierter Entscheidung resultieren.&gt;</w:t>
       </w:r>
     </w:p>
     <w:p>
@@ -611,6 +599,13 @@
           <w:numId w:val="1004"/>
         </w:numPr>
       </w:pPr>
+      <w:r>
+        <w:rPr>
+          <w:i/>
+          <w:iCs/>
+        </w:rPr>
+        <w:t xml:space="preserve">&lt;Das betroffene Mitglied muss schriftlich mit Begründung und Verweis auf das Entscheidungsprotokoll benachrichtigt werden, bevor der Zugang entzogen wird.&gt;</w:t>
+      </w:r>
     </w:p>
     <w:p>
       <w:pPr>
@@ -625,7 +620,7 @@
           <w:i/>
           <w:iCs/>
         </w:rPr>
-        <w:t xml:space="preserve">&lt;Time-to-revocation of access (e.g. within 24 hours of decision).&gt;</w:t>
+        <w:t xml:space="preserve">&lt;Frist bis zum Entzug des Zugangs (z. B. innerhalb von 24 Stunden nach Entscheidung).&gt;</w:t>
       </w:r>
     </w:p>
     <w:p>
@@ -641,7 +636,7 @@
           <w:i/>
           <w:iCs/>
         </w:rPr>
-        <w:t xml:space="preserve">&lt;What is retained, what is removed.&gt;</w:t>
+        <w:t xml:space="preserve">&lt;Was aufbewahrt wird, was entfernt wird.&gt;</w:t>
       </w:r>
     </w:p>
     <w:p>
@@ -657,7 +652,7 @@
           <w:i/>
           <w:iCs/>
         </w:rPr>
-        <w:t xml:space="preserve">&lt;Re-application block (minimum duration, set by accountability decision; reference Layer 4).&gt;</w:t>
+        <w:t xml:space="preserve">&lt;Sperrfrist für erneute Bewerbung (Mindestdauer, festgelegt durch Rechenschaftsentscheidung; Verweis auf Schicht 4).&gt;</w:t>
       </w:r>
     </w:p>
     <w:p>
@@ -673,17 +668,17 @@
           <w:i/>
           <w:iCs/>
         </w:rPr>
-        <w:t xml:space="preserve">&lt;Privacy of the decision record (reference Conflict Resolution Ladder privacy rules).&gt;</w:t>
+        <w:t xml:space="preserve">&lt;Datenschutz des Entscheidungsprotokolls (Verweis auf die Datenschutzregeln der Konfliktlösungsleiter).&gt;</w:t>
       </w:r>
     </w:p>
     <w:bookmarkEnd w:id="18"/>
-    <w:bookmarkStart w:id="19" w:name="suspension"/>
+    <w:bookmarkStart w:id="19" w:name="suspendierung"/>
     <w:p>
       <w:pPr>
         <w:pStyle w:val="Heading2"/>
       </w:pPr>
       <w:r>
-        <w:t xml:space="preserve">Suspension</w:t>
+        <w:t xml:space="preserve">Suspendierung</w:t>
       </w:r>
     </w:p>
     <w:p>
@@ -695,7 +690,7 @@
           <w:i/>
           <w:iCs/>
         </w:rPr>
-        <w:t xml:space="preserve">RCOS clauses:</w:t>
+        <w:t xml:space="preserve">RCOS-Klauseln:</w:t>
       </w:r>
       <w:r>
         <w:rPr>
@@ -772,7 +767,7 @@
           <w:b/>
           <w:bCs/>
         </w:rPr>
-        <w:t xml:space="preserve">Begründung — Why design suspension carefully or not at all</w:t>
+        <w:t xml:space="preserve">Begründung — Warum Suspendierung sorgfältig gestalten — oder gar nicht</w:t>
       </w:r>
     </w:p>
     <w:p>
@@ -780,7 +775,7 @@
         <w:pStyle w:val="BlockText"/>
       </w:pPr>
       <w:r>
-        <w:t xml:space="preserve">A poorly-designed suspension state is worse than none — it becomes a soft exit with no due process, or an indefinite limbo used to punish without the accountability of a full removal. If the community cannot commit to explicit conditions, time bounds, and review mechanisms, it is safer to have no formal suspension than a loose one.</w:t>
+        <w:t xml:space="preserve">Ein schlecht gestalteter Suspendierungsstatus ist schlimmer als keiner — er wird zu einem weichen Austritt ohne ordentliches Verfahren oder zu einem unbefristeten Schwebezustand, der als Strafe dient, ohne die Rechenschaftspflicht eines vollständigen Ausschlusses. Wenn die Gemeinschaft sich nicht zu expliziten Bedingungen, Zeitgrenzen und Überprüfungsmechanismen verpflichten kann, ist es sicherer, keine formale Suspendierung zu haben als eine unklare.</w:t>
       </w:r>
     </w:p>
     <w:p>
@@ -792,7 +787,7 @@
           <w:b/>
           <w:bCs/>
         </w:rPr>
-        <w:t xml:space="preserve">Anleitung — How to fill this in</w:t>
+        <w:t xml:space="preserve">Anleitung — Wie du diesen Abschnitt ausfüllst</w:t>
       </w:r>
     </w:p>
     <w:p>
@@ -800,7 +795,7 @@
         <w:pStyle w:val="BlockText"/>
       </w:pPr>
       <w:r>
-        <w:t xml:space="preserve">Either define suspension explicitly (entry conditions, time limits, rights during suspension, review mechanism, exit) or state that no formal suspension exists. Do not leave this section ambiguous.</w:t>
+        <w:t xml:space="preserve">Definiere die Suspendierung entweder explizit (Eintrittsbedingungen, Zeitlimits, Rechte während der Suspendierung, Überprüfungsmechanismus, Ende) oder stelle fest, dass keine formale Suspendierung existiert. Lass diesen Abschnitt nicht mehrdeutig.</w:t>
       </w:r>
     </w:p>
     <w:p>
@@ -812,17 +807,17 @@
           <w:i/>
           <w:iCs/>
         </w:rPr>
-        <w:t xml:space="preserve">&lt;Either: define suspension state with entry conditions, maximum duration, rights during suspension, mandatory review mechanism, and exit; or: state that formal suspension is not currently defined.&gt;</w:t>
+        <w:t xml:space="preserve">&lt;Entweder: Definiere den Suspendierungsstatus mit Eintrittsbedingungen, Höchstdauer, Rechten während der Suspendierung, verpflichtendem Überprüfungsmechanismus und Ende; oder: stelle fest, dass eine formale Suspendierung derzeit nicht definiert ist.&gt;</w:t>
       </w:r>
     </w:p>
     <w:bookmarkEnd w:id="19"/>
-    <w:bookmarkStart w:id="20" w:name="asset-role-and-responsibility-separation"/>
+    <w:bookmarkStart w:id="20" w:name="Xca46c3984a3c1a20d784d590e4f2c86a89e729a"/>
     <w:p>
       <w:pPr>
         <w:pStyle w:val="Heading2"/>
       </w:pPr>
       <w:r>
-        <w:t xml:space="preserve">Asset, Role, and Responsibility Separation</w:t>
+        <w:t xml:space="preserve">Trennung von Vermögenswerten, Rollen und Verantwortlichkeiten</w:t>
       </w:r>
     </w:p>
     <w:p>
@@ -834,7 +829,7 @@
           <w:i/>
           <w:iCs/>
         </w:rPr>
-        <w:t xml:space="preserve">RCOS clauses:</w:t>
+        <w:t xml:space="preserve">RCOS-Klauseln:</w:t>
       </w:r>
       <w:r>
         <w:rPr>
@@ -863,7 +858,7 @@
           <w:b/>
           <w:bCs/>
         </w:rPr>
-        <w:t xml:space="preserve">Begründung — Why enumerate separation steps</w:t>
+        <w:t xml:space="preserve">Begründung — Warum Trennungsschritte auflisten</w:t>
       </w:r>
     </w:p>
     <w:p>
@@ -871,7 +866,7 @@
         <w:pStyle w:val="BlockText"/>
       </w:pPr>
       <w:r>
-        <w:t xml:space="preserve">When someone leaves, every unclosed thread — a role nobody vacated, a wallet key still active, a task still assigned — becomes a live attack surface or an operational gap. A checklist forces these threads to be closed deliberately, not discovered months later when something breaks or someone abuses access they no longer should have.</w:t>
+        <w:t xml:space="preserve">Wenn jemand geht, wird jeder offene Faden — eine Rolle, die niemand abgegeben hat, ein Wallet-Schlüssel, der noch aktiv ist, eine Aufgabe, die noch zugewiesen ist — zu einer aktiven Angriffsfläche oder einer operativen Lücke. Eine Checkliste erzwingt, dass diese Fäden bewusst geschlossen werden, anstatt Monate später entdeckt zu werden, wenn etwas kaputtgeht oder jemand Zugang missbraucht, den er nicht mehr haben sollte.</w:t>
       </w:r>
     </w:p>
     <w:p>
@@ -883,7 +878,7 @@
           <w:b/>
           <w:bCs/>
         </w:rPr>
-        <w:t xml:space="preserve">Anleitung — How to fill this in</w:t>
+        <w:t xml:space="preserve">Anleitung — Wie du diesen Abschnitt ausfüllst</w:t>
       </w:r>
     </w:p>
     <w:p>
@@ -891,7 +886,7 @@
         <w:pStyle w:val="BlockText"/>
       </w:pPr>
       <w:r>
-        <w:t xml:space="preserve">Provide a checklist applied to both voluntary and forced exits. Include role vacation, task release, financial-instrument access removal, platform admin revocation, and resolution of outstanding obligations.</w:t>
+        <w:t xml:space="preserve">Erstelle eine Checkliste, die sowohl bei freiwilligem als auch bei erzwungenem Austritt angewendet wird. Berücksichtige Rollenabgabe, Aufgabenfreigabe, Entzug des Zugangs zu Finanzinstrumenten, Entzug von Plattform-Administrationsrechten und Klärung offener Verpflichtungen.</w:t>
       </w:r>
     </w:p>
     <w:p>
@@ -899,7 +894,7 @@
         <w:pStyle w:val="FirstParagraph"/>
       </w:pPr>
       <w:r>
-        <w:t xml:space="preserve">The following separation steps apply to both voluntary and forced exits:</w:t>
+        <w:t xml:space="preserve">Die folgenden Trennungsschritte gelten sowohl für freiwillige als auch für erzwungene Austritte:</w:t>
       </w:r>
     </w:p>
     <w:p>
@@ -910,6 +905,13 @@
           <w:numId w:val="1005"/>
         </w:numPr>
       </w:pPr>
+      <w:r>
+        <w:rPr>
+          <w:i/>
+          <w:iCs/>
+        </w:rPr>
+        <w:t xml:space="preserve">&lt;Gehaltene Rollen müssen abgegeben und im Rollenregister dokumentiert werden.&gt;</w:t>
+      </w:r>
     </w:p>
     <w:p>
       <w:pPr>
@@ -919,6 +921,13 @@
           <w:numId w:val="1005"/>
         </w:numPr>
       </w:pPr>
+      <w:r>
+        <w:rPr>
+          <w:i/>
+          <w:iCs/>
+        </w:rPr>
+        <w:t xml:space="preserve">&lt;Laufende Aufgaben müssen freigegeben oder übergeben werden.&gt;</w:t>
+      </w:r>
     </w:p>
     <w:p>
       <w:pPr>
@@ -933,7 +942,7 @@
           <w:i/>
           <w:iCs/>
         </w:rPr>
-        <w:t xml:space="preserve">&lt;Treasury / wallet / signing access must be removed.&gt;</w:t>
+        <w:t xml:space="preserve">&lt;Zugang zu Kasse / Wallet / Signaturrechten muss entzogen werden.&gt;</w:t>
       </w:r>
     </w:p>
     <w:p>
@@ -944,6 +953,13 @@
           <w:numId w:val="1005"/>
         </w:numPr>
       </w:pPr>
+      <w:r>
+        <w:rPr>
+          <w:i/>
+          <w:iCs/>
+        </w:rPr>
+        <w:t xml:space="preserve">&lt;Alle Administrationsrechte auf Plattformen müssen widerrufen werden.&gt;</w:t>
+      </w:r>
     </w:p>
     <w:p>
       <w:pPr>
@@ -953,6 +969,13 @@
           <w:numId w:val="1005"/>
         </w:numPr>
       </w:pPr>
+      <w:r>
+        <w:rPr>
+          <w:i/>
+          <w:iCs/>
+        </w:rPr>
+        <w:t xml:space="preserve">&lt;Offene Verpflichtungen werden nach Möglichkeit geklärt oder übertragen, bevor der Austritt abgeschlossen wird.&gt;</w:t>
+      </w:r>
     </w:p>
     <w:p>
       <w:r>
@@ -962,13 +985,13 @@
       </w:r>
     </w:p>
     <w:bookmarkEnd w:id="20"/>
-    <w:bookmarkStart w:id="21" w:name="ratification-record"/>
+    <w:bookmarkStart w:id="21" w:name="ratifizierungsprotokoll"/>
     <w:p>
       <w:pPr>
         <w:pStyle w:val="Heading2"/>
       </w:pPr>
       <w:r>
-        <w:t xml:space="preserve">Ratification Record</w:t>
+        <w:t xml:space="preserve">Ratifizierungsprotokoll</w:t>
       </w:r>
     </w:p>
     <w:p>
@@ -984,7 +1007,7 @@
           <w:b/>
           <w:bCs/>
         </w:rPr>
-        <w:t xml:space="preserve">Adopted:</w:t>
+        <w:t xml:space="preserve">Angenommen:</w:t>
       </w:r>
       <w:r>
         <w:t xml:space="preserve"> </w:t>
@@ -1003,13 +1026,13 @@
           <w:b/>
           <w:bCs/>
         </w:rPr>
-        <w:t xml:space="preserve">Decision type:</w:t>
+        <w:t xml:space="preserve">Entscheidungstyp:</w:t>
       </w:r>
       <w:r>
         <w:t xml:space="preserve"> </w:t>
       </w:r>
       <w:r>
-        <w:t xml:space="preserve">Strategic</w:t>
+        <w:t xml:space="preserve">Strategisch</w:t>
       </w:r>
     </w:p>
     <w:p>
@@ -1044,7 +1067,7 @@
           <w:b/>
           <w:bCs/>
         </w:rPr>
-        <w:t xml:space="preserve">Decision record:</w:t>
+        <w:t xml:space="preserve">Entscheidungsprotokoll:</w:t>
       </w:r>
       <w:r>
         <w:t xml:space="preserve"> </w:t>

--- a/static/downloads/de/docx/layer-1/exit-protocol.docx
+++ b/static/downloads/de/docx/layer-1/exit-protocol.docx
@@ -87,7 +87,7 @@
         <w:t xml:space="preserve"> </w:t>
       </w:r>
       <w:r>
-        <w:t xml:space="preserve">2026-04-28</w:t>
+        <w:t xml:space="preserve">2026-04-29</w:t>
       </w:r>
     </w:p>
     <w:p>

--- a/static/downloads/de/docx/layer-1/exit-protocol.docx
+++ b/static/downloads/de/docx/layer-1/exit-protocol.docx
@@ -87,7 +87,7 @@
         <w:t xml:space="preserve"> </w:t>
       </w:r>
       <w:r>
-        <w:t xml:space="preserve">2026-06-26</w:t>
+        <w:t xml:space="preserve">2026-07-07</w:t>
       </w:r>
     </w:p>
     <w:p>
@@ -345,8 +345,14 @@
     </w:p>
     <w:p>
       <w:pPr>
-        <w:pStyle w:val="BlockText"/>
-      </w:pPr>
+        <w:pStyle w:val="BodyText"/>
+      </w:pPr>
+      <w:r>
+        <w:t xml:space="preserve">&gt;</w:t>
+      </w:r>
+      <w:r>
+        <w:t xml:space="preserve"> </w:t>
+      </w:r>
       <w:r>
         <w:rPr>
           <w:b/>
@@ -354,19 +360,29 @@
         </w:rPr>
         <w:t xml:space="preserve">Begründung — Warum sollte das Verlassen reibungslos sein</w:t>
       </w:r>
-    </w:p>
-    <w:p>
-      <w:pPr>
-        <w:pStyle w:val="BlockText"/>
-      </w:pPr>
-      <w:r>
-        <w:t xml:space="preserve">Eine Gemeinschaft, die schwer zu verlassen ist, ist keine Gemeinschaft — sie ist eine Falle. Freiwilliger Austritt muss jederzeit möglich sein, ohne Verhör, Kündigungsfristen oder Bestrafung, denn das Recht, Zustimmung zurückzuziehen, ist das, was jede andere Zustimmung erst real macht. Die separate Aufbewahrung der Beitragshistorie stellt sicher, dass ein Austritt die geleistete Arbeit nicht auslöscht.</w:t>
-      </w:r>
-    </w:p>
-    <w:p>
-      <w:pPr>
-        <w:pStyle w:val="BlockText"/>
-      </w:pPr>
+      <w:r>
+        <w:t xml:space="preserve"> </w:t>
+      </w:r>
+      <w:r>
+        <w:t xml:space="preserve">&gt;</w:t>
+      </w:r>
+      <w:r>
+        <w:t xml:space="preserve"> </w:t>
+      </w:r>
+      <w:r>
+        <w:t xml:space="preserve">&gt; Eine Gemeinschaft, die schwer zu verlassen ist, ist keine Gemeinschaft — sie ist eine Falle. Freiwilliger Austritt muss jederzeit möglich sein, ohne Verhör, Kündigungsfristen oder Bestrafung, denn das Recht, Zustimmung zurückzuziehen, ist das, was jede andere Zustimmung erst real macht. Die separate Aufbewahrung der Beitragshistorie stellt sicher, dass ein Austritt die geleistete Arbeit nicht auslöscht.</w:t>
+      </w:r>
+    </w:p>
+    <w:p>
+      <w:pPr>
+        <w:pStyle w:val="BodyText"/>
+      </w:pPr>
+      <w:r>
+        <w:t xml:space="preserve">&gt;</w:t>
+      </w:r>
+      <w:r>
+        <w:t xml:space="preserve"> </w:t>
+      </w:r>
       <w:r>
         <w:rPr>
           <w:b/>
@@ -374,13 +390,17 @@
         </w:rPr>
         <w:t xml:space="preserve">Anleitung — Wie du diesen Abschnitt ausfüllst</w:t>
       </w:r>
-    </w:p>
-    <w:p>
-      <w:pPr>
-        <w:pStyle w:val="BlockText"/>
-      </w:pPr>
-      <w:r>
-        <w:t xml:space="preserve">Beschreibe den Kanal für die Einreichung des Austritts, die Frist bis zum Entzug des Zugangs, welche Aufzeichnungen aufbewahrt werden und den resultierenden Statusübergang.</w:t>
+      <w:r>
+        <w:t xml:space="preserve"> </w:t>
+      </w:r>
+      <w:r>
+        <w:t xml:space="preserve">&gt;</w:t>
+      </w:r>
+      <w:r>
+        <w:t xml:space="preserve"> </w:t>
+      </w:r>
+      <w:r>
+        <w:t xml:space="preserve">&gt; Beschreibe den Kanal für die Einreichung des Austritts, die Frist bis zum Entzug des Zugangs, welche Aufzeichnungen aufbewahrt werden und den resultierenden Statusübergang.</w:t>
       </w:r>
     </w:p>
     <w:p>
@@ -471,6 +491,13 @@
           <w:numId w:val="1003"/>
         </w:numPr>
       </w:pPr>
+      <w:r>
+        <w:rPr>
+          <w:i/>
+          <w:iCs/>
+        </w:rPr>
+        <w:t xml:space="preserve">&lt;Wo und wie der Austritt mit Zeitstempel erfasst wird.&gt;</w:t>
+      </w:r>
     </w:p>
     <w:bookmarkEnd w:id="17"/>
     <w:bookmarkStart w:id="18" w:name="erzwungener-austritt"/>
@@ -537,8 +564,14 @@
     </w:p>
     <w:p>
       <w:pPr>
-        <w:pStyle w:val="BlockText"/>
-      </w:pPr>
+        <w:pStyle w:val="BodyText"/>
+      </w:pPr>
+      <w:r>
+        <w:t xml:space="preserve">&gt;</w:t>
+      </w:r>
+      <w:r>
+        <w:t xml:space="preserve"> </w:t>
+      </w:r>
       <w:r>
         <w:rPr>
           <w:b/>
@@ -546,19 +579,29 @@
         </w:rPr>
         <w:t xml:space="preserve">Begründung — Warum den Ausschluss an Schicht 4 knüpfen</w:t>
       </w:r>
-    </w:p>
-    <w:p>
-      <w:pPr>
-        <w:pStyle w:val="BlockText"/>
-      </w:pPr>
-      <w:r>
-        <w:t xml:space="preserve">Der Ausschluss ist die schärfste Macht, die eine Gemeinschaft über eine Person hat. Wenn sie von jedem ausgeübt werden kann, der genug sozialen Einfluss hat, ist die Mitgliedschaft wertlos. Die Voraussetzung eines abgeschlossenen Rechenschaftsverfahrens der Schicht 4 — mit schriftlicher Begründung, einer Benachrichtigung und einer Mindest-Wartefrist für erneute Bewerbung — verwandelt den Ausschluss von einem Machtakt in einen Akt der Governance, der überprüft und angefochten werden kann.</w:t>
-      </w:r>
-    </w:p>
-    <w:p>
-      <w:pPr>
-        <w:pStyle w:val="BlockText"/>
-      </w:pPr>
+      <w:r>
+        <w:t xml:space="preserve"> </w:t>
+      </w:r>
+      <w:r>
+        <w:t xml:space="preserve">&gt;</w:t>
+      </w:r>
+      <w:r>
+        <w:t xml:space="preserve"> </w:t>
+      </w:r>
+      <w:r>
+        <w:t xml:space="preserve">&gt; Der Ausschluss ist die schärfste Macht, die eine Gemeinschaft über eine Person hat. Wenn sie von jedem ausgeübt werden kann, der genug sozialen Einfluss hat, ist die Mitgliedschaft wertlos. Die Voraussetzung eines abgeschlossenen Rechenschaftsverfahrens der Schicht 4 — mit schriftlicher Begründung, einer Benachrichtigung und einer Mindest-Wartefrist für erneute Bewerbung — verwandelt den Ausschluss von einem Machtakt in einen Akt der Governance, der überprüft und angefochten werden kann.</w:t>
+      </w:r>
+    </w:p>
+    <w:p>
+      <w:pPr>
+        <w:pStyle w:val="BodyText"/>
+      </w:pPr>
+      <w:r>
+        <w:t xml:space="preserve">&gt;</w:t>
+      </w:r>
+      <w:r>
+        <w:t xml:space="preserve"> </w:t>
+      </w:r>
       <w:r>
         <w:rPr>
           <w:b/>
@@ -566,13 +609,17 @@
         </w:rPr>
         <w:t xml:space="preserve">Anleitung — Wie du diesen Abschnitt ausfüllst</w:t>
       </w:r>
-    </w:p>
-    <w:p>
-      <w:pPr>
-        <w:pStyle w:val="BlockText"/>
-      </w:pPr>
-      <w:r>
-        <w:t xml:space="preserve">Lege fest, dass ein erzwungener Austritt nur nach einem abgeschlossenen Rechenschaftsverfahren der Schicht 4 erfolgen kann. Definiere Benachrichtigung, Zugangsentzug, aufbewahrte Aufzeichnungen, Sperrfrist für erneute Bewerbung und Datenschutz des Entscheidungsprotokolls.</w:t>
+      <w:r>
+        <w:t xml:space="preserve"> </w:t>
+      </w:r>
+      <w:r>
+        <w:t xml:space="preserve">&gt;</w:t>
+      </w:r>
+      <w:r>
+        <w:t xml:space="preserve"> </w:t>
+      </w:r>
+      <w:r>
+        <w:t xml:space="preserve">&gt; Lege fest, dass ein erzwungener Austritt nur nach einem abgeschlossenen Rechenschaftsverfahren der Schicht 4 erfolgen kann. Definiere Benachrichtigung, Zugangsentzug, aufbewahrte Aufzeichnungen, Sperrfrist für erneute Bewerbung und Datenschutz des Entscheidungsprotokolls.</w:t>
       </w:r>
     </w:p>
     <w:p>
@@ -760,8 +807,14 @@
     </w:p>
     <w:p>
       <w:pPr>
-        <w:pStyle w:val="BlockText"/>
-      </w:pPr>
+        <w:pStyle w:val="BodyText"/>
+      </w:pPr>
+      <w:r>
+        <w:t xml:space="preserve">&gt;</w:t>
+      </w:r>
+      <w:r>
+        <w:t xml:space="preserve"> </w:t>
+      </w:r>
       <w:r>
         <w:rPr>
           <w:b/>
@@ -769,19 +822,29 @@
         </w:rPr>
         <w:t xml:space="preserve">Begründung — Warum Suspendierung sorgfältig gestalten — oder gar nicht</w:t>
       </w:r>
-    </w:p>
-    <w:p>
-      <w:pPr>
-        <w:pStyle w:val="BlockText"/>
-      </w:pPr>
-      <w:r>
-        <w:t xml:space="preserve">Ein schlecht gestalteter Suspendierungsstatus ist schlimmer als keiner — er wird zu einem weichen Austritt ohne ordentliches Verfahren oder zu einem unbefristeten Schwebezustand, der als Strafe dient, ohne die Rechenschaftspflicht eines vollständigen Ausschlusses. Wenn die Gemeinschaft sich nicht zu expliziten Bedingungen, Zeitgrenzen und Überprüfungsmechanismen verpflichten kann, ist es sicherer, keine formale Suspendierung zu haben als eine unklare.</w:t>
-      </w:r>
-    </w:p>
-    <w:p>
-      <w:pPr>
-        <w:pStyle w:val="BlockText"/>
-      </w:pPr>
+      <w:r>
+        <w:t xml:space="preserve"> </w:t>
+      </w:r>
+      <w:r>
+        <w:t xml:space="preserve">&gt;</w:t>
+      </w:r>
+      <w:r>
+        <w:t xml:space="preserve"> </w:t>
+      </w:r>
+      <w:r>
+        <w:t xml:space="preserve">&gt; Ein schlecht gestalteter Suspendierungsstatus ist schlimmer als keiner — er wird zu einem weichen Austritt ohne ordentliches Verfahren oder zu einem unbefristeten Schwebezustand, der als Strafe dient, ohne die Rechenschaftspflicht eines vollständigen Ausschlusses. Wenn die Gemeinschaft sich nicht zu expliziten Bedingungen, Zeitgrenzen und Überprüfungsmechanismen verpflichten kann, ist es sicherer, keine formale Suspendierung zu haben als eine unklare.</w:t>
+      </w:r>
+    </w:p>
+    <w:p>
+      <w:pPr>
+        <w:pStyle w:val="BodyText"/>
+      </w:pPr>
+      <w:r>
+        <w:t xml:space="preserve">&gt;</w:t>
+      </w:r>
+      <w:r>
+        <w:t xml:space="preserve"> </w:t>
+      </w:r>
       <w:r>
         <w:rPr>
           <w:b/>
@@ -789,18 +852,22 @@
         </w:rPr>
         <w:t xml:space="preserve">Anleitung — Wie du diesen Abschnitt ausfüllst</w:t>
       </w:r>
-    </w:p>
-    <w:p>
-      <w:pPr>
-        <w:pStyle w:val="BlockText"/>
-      </w:pPr>
-      <w:r>
-        <w:t xml:space="preserve">Definiere die Suspendierung entweder explizit (Eintrittsbedingungen, Zeitlimits, Rechte während der Suspendierung, Überprüfungsmechanismus, Ende) oder stelle fest, dass keine formale Suspendierung existiert. Lass diesen Abschnitt nicht mehrdeutig.</w:t>
-      </w:r>
-    </w:p>
-    <w:p>
-      <w:pPr>
-        <w:pStyle w:val="FirstParagraph"/>
+      <w:r>
+        <w:t xml:space="preserve"> </w:t>
+      </w:r>
+      <w:r>
+        <w:t xml:space="preserve">&gt;</w:t>
+      </w:r>
+      <w:r>
+        <w:t xml:space="preserve"> </w:t>
+      </w:r>
+      <w:r>
+        <w:t xml:space="preserve">&gt; Definiere die Suspendierung entweder explizit (Eintrittsbedingungen, Zeitlimits, Rechte während der Suspendierung, Überprüfungsmechanismus, Ende) oder stelle fest, dass keine formale Suspendierung existiert. Lass diesen Abschnitt nicht mehrdeutig.</w:t>
+      </w:r>
+    </w:p>
+    <w:p>
+      <w:pPr>
+        <w:pStyle w:val="BodyText"/>
       </w:pPr>
       <w:r>
         <w:rPr>
@@ -851,8 +918,14 @@
     </w:p>
     <w:p>
       <w:pPr>
-        <w:pStyle w:val="BlockText"/>
-      </w:pPr>
+        <w:pStyle w:val="BodyText"/>
+      </w:pPr>
+      <w:r>
+        <w:t xml:space="preserve">&gt;</w:t>
+      </w:r>
+      <w:r>
+        <w:t xml:space="preserve"> </w:t>
+      </w:r>
       <w:r>
         <w:rPr>
           <w:b/>
@@ -860,19 +933,29 @@
         </w:rPr>
         <w:t xml:space="preserve">Begründung — Warum Trennungsschritte auflisten</w:t>
       </w:r>
-    </w:p>
-    <w:p>
-      <w:pPr>
-        <w:pStyle w:val="BlockText"/>
-      </w:pPr>
-      <w:r>
-        <w:t xml:space="preserve">Wenn jemand geht, wird jeder offene Faden — eine Rolle, die niemand abgegeben hat, ein Wallet-Schlüssel, der noch aktiv ist, eine Aufgabe, die noch zugewiesen ist — zu einer aktiven Angriffsfläche oder einer operativen Lücke. Eine Checkliste erzwingt, dass diese Fäden bewusst geschlossen werden, anstatt Monate später entdeckt zu werden, wenn etwas kaputtgeht oder jemand Zugang missbraucht, den er nicht mehr haben sollte.</w:t>
-      </w:r>
-    </w:p>
-    <w:p>
-      <w:pPr>
-        <w:pStyle w:val="BlockText"/>
-      </w:pPr>
+      <w:r>
+        <w:t xml:space="preserve"> </w:t>
+      </w:r>
+      <w:r>
+        <w:t xml:space="preserve">&gt;</w:t>
+      </w:r>
+      <w:r>
+        <w:t xml:space="preserve"> </w:t>
+      </w:r>
+      <w:r>
+        <w:t xml:space="preserve">&gt; Wenn jemand geht, wird jeder offene Faden — eine Rolle, die niemand abgegeben hat, ein Wallet-Schlüssel, der noch aktiv ist, eine Aufgabe, die noch zugewiesen ist — zu einer aktiven Angriffsfläche oder einer operativen Lücke. Eine Checkliste erzwingt, dass diese Fäden bewusst geschlossen werden, anstatt Monate später entdeckt zu werden, wenn etwas kaputtgeht oder jemand Zugang missbraucht, den er nicht mehr haben sollte.</w:t>
+      </w:r>
+    </w:p>
+    <w:p>
+      <w:pPr>
+        <w:pStyle w:val="BodyText"/>
+      </w:pPr>
+      <w:r>
+        <w:t xml:space="preserve">&gt;</w:t>
+      </w:r>
+      <w:r>
+        <w:t xml:space="preserve"> </w:t>
+      </w:r>
       <w:r>
         <w:rPr>
           <w:b/>
@@ -880,18 +963,22 @@
         </w:rPr>
         <w:t xml:space="preserve">Anleitung — Wie du diesen Abschnitt ausfüllst</w:t>
       </w:r>
-    </w:p>
-    <w:p>
-      <w:pPr>
-        <w:pStyle w:val="BlockText"/>
-      </w:pPr>
-      <w:r>
-        <w:t xml:space="preserve">Erstelle eine Checkliste, die sowohl bei freiwilligem als auch bei erzwungenem Austritt angewendet wird. Berücksichtige Rollenabgabe, Aufgabenfreigabe, Entzug des Zugangs zu Finanzinstrumenten, Entzug von Plattform-Administrationsrechten und Klärung offener Verpflichtungen.</w:t>
-      </w:r>
-    </w:p>
-    <w:p>
-      <w:pPr>
-        <w:pStyle w:val="FirstParagraph"/>
+      <w:r>
+        <w:t xml:space="preserve"> </w:t>
+      </w:r>
+      <w:r>
+        <w:t xml:space="preserve">&gt;</w:t>
+      </w:r>
+      <w:r>
+        <w:t xml:space="preserve"> </w:t>
+      </w:r>
+      <w:r>
+        <w:t xml:space="preserve">&gt; Erstelle eine Checkliste, die sowohl bei freiwilligem als auch bei erzwungenem Austritt angewendet wird. Berücksichtige Rollenabgabe, Aufgabenfreigabe, Entzug des Zugangs zu Finanzinstrumenten, Entzug von Plattform-Administrationsrechten und Klärung offener Verpflichtungen.</w:t>
+      </w:r>
+    </w:p>
+    <w:p>
+      <w:pPr>
+        <w:pStyle w:val="BodyText"/>
       </w:pPr>
       <w:r>
         <w:t xml:space="preserve">Die folgenden Trennungsschritte gelten sowohl für freiwillige als auch für erzwungene Austritte:</w:t>
@@ -1012,6 +1099,9 @@
       <w:r>
         <w:t xml:space="preserve"> </w:t>
       </w:r>
+      <w:r>
+        <w:t xml:space="preserve">&lt;JJJJ-MM-TT&gt;</w:t>
+      </w:r>
     </w:p>
     <w:p>
       <w:pPr>
@@ -1053,6 +1143,9 @@
       <w:r>
         <w:t xml:space="preserve"> </w:t>
       </w:r>
+      <w:r>
+        <w:t xml:space="preserve">&lt;Version&gt;</w:t>
+      </w:r>
     </w:p>
     <w:p>
       <w:pPr>
@@ -1071,6 +1164,9 @@
       </w:r>
       <w:r>
         <w:t xml:space="preserve"> </w:t>
+      </w:r>
+      <w:r>
+        <w:t xml:space="preserve">&lt;Link zum Entscheidungsprotokoll&gt;</w:t>
       </w:r>
     </w:p>
     <w:bookmarkEnd w:id="21"/>

--- a/static/downloads/de/docx/layer-1/exit-protocol.docx
+++ b/static/downloads/de/docx/layer-1/exit-protocol.docx
@@ -87,7 +87,7 @@
         <w:t xml:space="preserve"> </w:t>
       </w:r>
       <w:r>
-        <w:t xml:space="preserve">2026-07-07</w:t>
+        <w:t xml:space="preserve">2026-08-31</w:t>
       </w:r>
     </w:p>
     <w:p>
